--- a/docs/w9_matching/Zwischenbericht(W7-W9).docx
+++ b/docs/w9_matching/Zwischenbericht(W7-W9).docx
@@ -13,6 +13,7 @@
           <w:kern w:val="28"/>
           <w:sz w:val="24"/>
           <w:szCs w:val="24"/>
+          <w:lang w:val="de-DE"/>
         </w:rPr>
       </w:pPr>
       <w:r>
@@ -23,14 +24,12 @@
           <w:kern w:val="28"/>
           <w:sz w:val="24"/>
           <w:szCs w:val="24"/>
-        </w:rPr>
-        <w:t>Modul: Data &amp; Process Integration</w:t>
-      </w:r>
-    </w:p>
-    <w:p>
-      <w:pPr>
-        <w:spacing w:after="0" w:line="240" w:lineRule="auto"/>
-        <w:jc w:val="left"/>
+          <w:lang w:val="de-DE"/>
+        </w:rPr>
+        <w:t xml:space="preserve">Modul: Data &amp; </w:t>
+      </w:r>
+      <w:proofErr w:type="spellStart"/>
+      <w:r>
         <w:rPr>
           <w:rFonts w:eastAsiaTheme="majorEastAsia" w:cstheme="majorBidi"/>
           <w:color w:val="000000" w:themeColor="text1"/>
@@ -40,7 +39,9 @@
           <w:szCs w:val="24"/>
           <w:lang w:val="de-DE"/>
         </w:rPr>
-      </w:pPr>
+        <w:t>Process</w:t>
+      </w:r>
+      <w:proofErr w:type="spellEnd"/>
       <w:r>
         <w:rPr>
           <w:rFonts w:eastAsiaTheme="majorEastAsia" w:cstheme="majorBidi"/>
@@ -51,7 +52,7 @@
           <w:szCs w:val="24"/>
           <w:lang w:val="de-DE"/>
         </w:rPr>
-        <w:t>Studiengang: Strategisches Informationsmanagement</w:t>
+        <w:t xml:space="preserve"> Integration</w:t>
       </w:r>
     </w:p>
     <w:p>
@@ -78,7 +79,7 @@
           <w:szCs w:val="24"/>
           <w:lang w:val="de-DE"/>
         </w:rPr>
-        <w:t>Semester: SoSe2026</w:t>
+        <w:t>Studiengang: Strategisches Informationsmanagement</w:t>
       </w:r>
     </w:p>
     <w:p>
@@ -105,6 +106,33 @@
           <w:szCs w:val="24"/>
           <w:lang w:val="de-DE"/>
         </w:rPr>
+        <w:t>Semester: SoSe2026</w:t>
+      </w:r>
+    </w:p>
+    <w:p>
+      <w:pPr>
+        <w:spacing w:after="0" w:line="240" w:lineRule="auto"/>
+        <w:jc w:val="left"/>
+        <w:rPr>
+          <w:rFonts w:eastAsiaTheme="majorEastAsia" w:cstheme="majorBidi"/>
+          <w:color w:val="000000" w:themeColor="text1"/>
+          <w:spacing w:val="5"/>
+          <w:kern w:val="28"/>
+          <w:sz w:val="24"/>
+          <w:szCs w:val="24"/>
+          <w:lang w:val="de-DE"/>
+        </w:rPr>
+      </w:pPr>
+      <w:r>
+        <w:rPr>
+          <w:rFonts w:eastAsiaTheme="majorEastAsia" w:cstheme="majorBidi"/>
+          <w:color w:val="000000" w:themeColor="text1"/>
+          <w:spacing w:val="5"/>
+          <w:kern w:val="28"/>
+          <w:sz w:val="24"/>
+          <w:szCs w:val="24"/>
+          <w:lang w:val="de-DE"/>
+        </w:rPr>
         <w:t>Dozent: Prof. Dr. Markus Grüne</w:t>
       </w:r>
     </w:p>
@@ -150,17 +178,7 @@
           <w:lang w:val="de-DE"/>
         </w:rPr>
         <w:br/>
-        <w:t>- Zwischenbericht</w:t>
-      </w:r>
-      <w:r>
-        <w:rPr>
-          <w:rFonts w:ascii="Arial" w:hAnsi="Arial"/>
-          <w:color w:val="000000" w:themeColor="text1"/>
-          <w:sz w:val="52"/>
-          <w:szCs w:val="52"/>
-          <w:lang w:val="de-DE"/>
-        </w:rPr>
-        <w:t xml:space="preserve"> -</w:t>
+        <w:t>- Zwischenbericht -</w:t>
       </w:r>
     </w:p>
     <w:p>
@@ -367,6 +385,7 @@
           <w:kern w:val="28"/>
           <w:sz w:val="24"/>
           <w:szCs w:val="24"/>
+          <w:lang w:val="de-DE"/>
         </w:rPr>
       </w:pPr>
       <w:r>
@@ -377,9 +396,11 @@
           <w:kern w:val="28"/>
           <w:sz w:val="24"/>
           <w:szCs w:val="24"/>
-        </w:rPr>
-        <w:t>Name</w:t>
-      </w:r>
+          <w:lang w:val="de-DE"/>
+        </w:rPr>
+        <w:t xml:space="preserve">Name: </w:t>
+      </w:r>
+      <w:proofErr w:type="spellStart"/>
       <w:r>
         <w:rPr>
           <w:rFonts w:eastAsiaTheme="majorEastAsia" w:cstheme="majorBidi"/>
@@ -388,10 +409,11 @@
           <w:kern w:val="28"/>
           <w:sz w:val="24"/>
           <w:szCs w:val="24"/>
-        </w:rPr>
-        <w:t xml:space="preserve">: </w:t>
-      </w:r>
-      <w:proofErr w:type="spellStart"/>
+          <w:lang w:val="de-DE"/>
+        </w:rPr>
+        <w:t>Jenisa</w:t>
+      </w:r>
+      <w:proofErr w:type="spellEnd"/>
       <w:r>
         <w:rPr>
           <w:rFonts w:eastAsiaTheme="majorEastAsia" w:cstheme="majorBidi"/>
@@ -400,10 +422,11 @@
           <w:kern w:val="28"/>
           <w:sz w:val="24"/>
           <w:szCs w:val="24"/>
-        </w:rPr>
-        <w:t>Jenisa</w:t>
-      </w:r>
-      <w:proofErr w:type="spellEnd"/>
+          <w:lang w:val="de-DE"/>
+        </w:rPr>
+        <w:t xml:space="preserve"> </w:t>
+      </w:r>
+      <w:proofErr w:type="spellStart"/>
       <w:r>
         <w:rPr>
           <w:rFonts w:eastAsiaTheme="majorEastAsia" w:cstheme="majorBidi"/>
@@ -412,10 +435,11 @@
           <w:kern w:val="28"/>
           <w:sz w:val="24"/>
           <w:szCs w:val="24"/>
-        </w:rPr>
-        <w:t xml:space="preserve"> </w:t>
-      </w:r>
-      <w:proofErr w:type="spellStart"/>
+          <w:lang w:val="de-DE"/>
+        </w:rPr>
+        <w:t>Sivagnanalingham</w:t>
+      </w:r>
+      <w:proofErr w:type="spellEnd"/>
       <w:r>
         <w:rPr>
           <w:rFonts w:eastAsiaTheme="majorEastAsia" w:cstheme="majorBidi"/>
@@ -424,11 +448,15 @@
           <w:kern w:val="28"/>
           <w:sz w:val="24"/>
           <w:szCs w:val="24"/>
-        </w:rPr>
-        <w:t>Sivagnanalingham</w:t>
-      </w:r>
-      <w:proofErr w:type="spellEnd"/>
-      <w:r>
+          <w:lang w:val="de-DE"/>
+        </w:rPr>
+        <w:t xml:space="preserve"> (1121105)</w:t>
+      </w:r>
+    </w:p>
+    <w:p>
+      <w:pPr>
+        <w:spacing w:after="0" w:line="240" w:lineRule="auto"/>
+        <w:jc w:val="left"/>
         <w:rPr>
           <w:rFonts w:eastAsiaTheme="majorEastAsia" w:cstheme="majorBidi"/>
           <w:color w:val="000000" w:themeColor="text1"/>
@@ -436,9 +464,9 @@
           <w:kern w:val="28"/>
           <w:sz w:val="24"/>
           <w:szCs w:val="24"/>
-        </w:rPr>
-        <w:t xml:space="preserve"> </w:t>
-      </w:r>
+          <w:lang w:val="de-DE"/>
+        </w:rPr>
+      </w:pPr>
       <w:r>
         <w:rPr>
           <w:rFonts w:eastAsiaTheme="majorEastAsia" w:cstheme="majorBidi"/>
@@ -447,9 +475,11 @@
           <w:kern w:val="28"/>
           <w:sz w:val="24"/>
           <w:szCs w:val="24"/>
-        </w:rPr>
-        <w:t>(</w:t>
-      </w:r>
+          <w:lang w:val="de-DE"/>
+        </w:rPr>
+        <w:t xml:space="preserve">Team: </w:t>
+      </w:r>
+      <w:proofErr w:type="spellStart"/>
       <w:r>
         <w:rPr>
           <w:rFonts w:eastAsiaTheme="majorEastAsia" w:cstheme="majorBidi"/>
@@ -458,14 +488,12 @@
           <w:kern w:val="28"/>
           <w:sz w:val="24"/>
           <w:szCs w:val="24"/>
-        </w:rPr>
-        <w:t>1121105)</w:t>
-      </w:r>
-    </w:p>
-    <w:p>
-      <w:pPr>
-        <w:spacing w:after="0" w:line="240" w:lineRule="auto"/>
-        <w:jc w:val="left"/>
+          <w:lang w:val="de-DE"/>
+        </w:rPr>
+        <w:t>zorro</w:t>
+      </w:r>
+      <w:proofErr w:type="spellEnd"/>
+      <w:r>
         <w:rPr>
           <w:rFonts w:eastAsiaTheme="majorEastAsia" w:cstheme="majorBidi"/>
           <w:color w:val="000000" w:themeColor="text1"/>
@@ -475,8 +503,13 @@
           <w:szCs w:val="24"/>
           <w:lang w:val="de-DE"/>
         </w:rPr>
-      </w:pPr>
-      <w:r>
+        <w:t xml:space="preserve"> (Szenario B)</w:t>
+      </w:r>
+    </w:p>
+    <w:p>
+      <w:pPr>
+        <w:spacing w:after="0" w:line="240" w:lineRule="auto"/>
+        <w:jc w:val="left"/>
         <w:rPr>
           <w:rFonts w:eastAsiaTheme="majorEastAsia" w:cstheme="majorBidi"/>
           <w:color w:val="000000" w:themeColor="text1"/>
@@ -486,10 +519,12 @@
           <w:szCs w:val="24"/>
           <w:lang w:val="de-DE"/>
         </w:rPr>
-        <w:t xml:space="preserve">Team: </w:t>
-      </w:r>
-      <w:proofErr w:type="spellStart"/>
-      <w:r>
+      </w:pPr>
+    </w:p>
+    <w:p>
+      <w:pPr>
+        <w:spacing w:after="0" w:line="240" w:lineRule="auto"/>
+        <w:jc w:val="left"/>
         <w:rPr>
           <w:rFonts w:eastAsiaTheme="majorEastAsia" w:cstheme="majorBidi"/>
           <w:color w:val="000000" w:themeColor="text1"/>
@@ -499,10 +534,12 @@
           <w:szCs w:val="24"/>
           <w:lang w:val="de-DE"/>
         </w:rPr>
-        <w:t>zorro</w:t>
-      </w:r>
-      <w:proofErr w:type="spellEnd"/>
-      <w:r>
+      </w:pPr>
+    </w:p>
+    <w:p>
+      <w:pPr>
+        <w:spacing w:after="0" w:line="240" w:lineRule="auto"/>
+        <w:jc w:val="left"/>
         <w:rPr>
           <w:rFonts w:eastAsiaTheme="majorEastAsia" w:cstheme="majorBidi"/>
           <w:color w:val="000000" w:themeColor="text1"/>
@@ -512,8 +549,7 @@
           <w:szCs w:val="24"/>
           <w:lang w:val="de-DE"/>
         </w:rPr>
-        <w:t xml:space="preserve"> (Szenario B)</w:t>
-      </w:r>
+      </w:pPr>
     </w:p>
     <w:p>
       <w:pPr>
@@ -544,11 +580,7 @@
           <w:lang w:val="de-DE"/>
         </w:rPr>
       </w:pPr>
-    </w:p>
-    <w:p>
-      <w:pPr>
-        <w:spacing w:after="0" w:line="240" w:lineRule="auto"/>
-        <w:jc w:val="left"/>
+      <w:r>
         <w:rPr>
           <w:rFonts w:eastAsiaTheme="majorEastAsia" w:cstheme="majorBidi"/>
           <w:color w:val="000000" w:themeColor="text1"/>
@@ -558,47 +590,6 @@
           <w:szCs w:val="24"/>
           <w:lang w:val="de-DE"/>
         </w:rPr>
-      </w:pPr>
-    </w:p>
-    <w:p>
-      <w:pPr>
-        <w:spacing w:after="0" w:line="240" w:lineRule="auto"/>
-        <w:jc w:val="left"/>
-        <w:rPr>
-          <w:rFonts w:eastAsiaTheme="majorEastAsia" w:cstheme="majorBidi"/>
-          <w:color w:val="000000" w:themeColor="text1"/>
-          <w:spacing w:val="5"/>
-          <w:kern w:val="28"/>
-          <w:sz w:val="24"/>
-          <w:szCs w:val="24"/>
-          <w:lang w:val="de-DE"/>
-        </w:rPr>
-      </w:pPr>
-    </w:p>
-    <w:p>
-      <w:pPr>
-        <w:spacing w:after="0" w:line="240" w:lineRule="auto"/>
-        <w:jc w:val="left"/>
-        <w:rPr>
-          <w:rFonts w:eastAsiaTheme="majorEastAsia" w:cstheme="majorBidi"/>
-          <w:color w:val="000000" w:themeColor="text1"/>
-          <w:spacing w:val="5"/>
-          <w:kern w:val="28"/>
-          <w:sz w:val="24"/>
-          <w:szCs w:val="24"/>
-          <w:lang w:val="de-DE"/>
-        </w:rPr>
-      </w:pPr>
-      <w:r>
-        <w:rPr>
-          <w:rFonts w:eastAsiaTheme="majorEastAsia" w:cstheme="majorBidi"/>
-          <w:color w:val="000000" w:themeColor="text1"/>
-          <w:spacing w:val="5"/>
-          <w:kern w:val="28"/>
-          <w:sz w:val="24"/>
-          <w:szCs w:val="24"/>
-          <w:lang w:val="de-DE"/>
-        </w:rPr>
         <w:t>Abgabedatum: 21. Juni 2026</w:t>
       </w:r>
     </w:p>
@@ -837,7 +828,15 @@
       </w:r>
       <w:proofErr w:type="spellEnd"/>
       <w:r>
-        <w:t xml:space="preserve"> über Textfelder (Nachname + Initiale).</w:t>
+        <w:t xml:space="preserve"> </w:t>
+      </w:r>
+      <w:proofErr w:type="spellStart"/>
+      <w:r>
+        <w:t>über</w:t>
+      </w:r>
+      <w:proofErr w:type="spellEnd"/>
+      <w:r>
+        <w:t xml:space="preserve"> Textfelder (Nachname + Initiale).</w:t>
       </w:r>
     </w:p>
     <w:p>
@@ -1452,7 +1451,15 @@
       </w:r>
       <w:proofErr w:type="spellEnd"/>
       <w:r>
-        <w:t xml:space="preserve"> zunächst reduziert:</w:t>
+        <w:t xml:space="preserve"> </w:t>
+      </w:r>
+      <w:proofErr w:type="spellStart"/>
+      <w:r>
+        <w:t>zunächst</w:t>
+      </w:r>
+      <w:proofErr w:type="spellEnd"/>
+      <w:r>
+        <w:t xml:space="preserve"> reduziert:</w:t>
       </w:r>
     </w:p>
     <w:p>
@@ -1601,6 +1608,7 @@
       <w:r>
         <w:rPr>
           <w:b/>
+          <w:bCs/>
           <w:lang w:val="de-DE"/>
         </w:rPr>
         <w:t>Datenbereinigung:</w:t>
@@ -1613,7 +1621,10 @@
       </w:r>
       <w:r>
         <w:rPr>
-          <w:rFonts w:ascii="Courier New" w:hAnsi="Courier New"/>
+          <w:rStyle w:val="HTMLCode"/>
+          <w:rFonts w:ascii="Arial" w:eastAsiaTheme="minorEastAsia" w:hAnsi="Arial" w:cs="Arial"/>
+          <w:sz w:val="22"/>
+          <w:szCs w:val="22"/>
           <w:lang w:val="de-DE"/>
         </w:rPr>
         <w:t>05_transform.py</w:t>
@@ -1622,20 +1633,100 @@
         <w:rPr>
           <w:lang w:val="de-DE"/>
         </w:rPr>
-        <w:t xml:space="preserve"> für die formelle Bereinigung der restlichen Daten. Basierend auf dem Data Dictionary aus Woche 7 werden dabei Datumsangaben in das einheitliche ISO-Format (</w:t>
-      </w:r>
-      <w:r>
-        <w:rPr>
-          <w:rFonts w:ascii="Courier New" w:hAnsi="Courier New"/>
-          <w:lang w:val="de-DE"/>
-        </w:rPr>
-        <w:t>YYYY-MM-DD</w:t>
-      </w:r>
-      <w:r>
-        <w:rPr>
-          <w:lang w:val="de-DE"/>
-        </w:rPr>
-        <w:t>) konvertiert und Geldbeträge für spätere Berechnungen in echte Zahlen umgewandelt (z. B. Komma zu Punkt).</w:t>
+        <w:t xml:space="preserve"> für die formelle Bereinigung der restlichen Daten. Basierend auf dem Data Dictionary aus Woche 7 werden dabei Datumsangaben in das einheitliche ISO-Format (YYYY-MM-DD) konvertiert und Geldbeträge für spätere Berechnungen in echte Zahlen umgewandelt (z.B. Komma zu Punkt). Anschließend führt das Skript die strukturelle Vereinheitlichung durch: Die vier heterogenen Quellen werden über </w:t>
+      </w:r>
+      <w:r>
+        <w:rPr>
+          <w:rStyle w:val="HTMLCode"/>
+          <w:rFonts w:eastAsiaTheme="minorEastAsia"/>
+          <w:sz w:val="22"/>
+          <w:szCs w:val="22"/>
+          <w:lang w:val="de-DE"/>
+        </w:rPr>
+        <w:t>UNION</w:t>
+      </w:r>
+      <w:r>
+        <w:rPr>
+          <w:lang w:val="de-DE"/>
+        </w:rPr>
+        <w:t xml:space="preserve">-Operationen auf das gemeinsame Zielschema gemappt (z. B. Auflösung </w:t>
+      </w:r>
+      <w:r>
+        <w:rPr>
+          <w:lang w:val="de-DE"/>
+        </w:rPr>
+        <w:lastRenderedPageBreak/>
+        <w:t xml:space="preserve">verschachtelter </w:t>
+      </w:r>
+      <w:r>
+        <w:rPr>
+          <w:rStyle w:val="HTMLCode"/>
+          <w:rFonts w:eastAsiaTheme="minorEastAsia"/>
+          <w:sz w:val="22"/>
+          <w:szCs w:val="22"/>
+          <w:lang w:val="de-DE"/>
+        </w:rPr>
+        <w:t>JSON</w:t>
+      </w:r>
+      <w:r>
+        <w:rPr>
+          <w:lang w:val="de-DE"/>
+        </w:rPr>
+        <w:t xml:space="preserve">-Objekte bei der Praxis Schmidt) und abschließend in den zwei Tabellen </w:t>
+      </w:r>
+      <w:proofErr w:type="spellStart"/>
+      <w:proofErr w:type="gramStart"/>
+      <w:r>
+        <w:rPr>
+          <w:rStyle w:val="HTMLCode"/>
+          <w:rFonts w:eastAsiaTheme="minorEastAsia"/>
+          <w:sz w:val="22"/>
+          <w:szCs w:val="22"/>
+          <w:lang w:val="de-DE"/>
+        </w:rPr>
+        <w:t>transform.norm</w:t>
+      </w:r>
+      <w:proofErr w:type="gramEnd"/>
+      <w:r>
+        <w:rPr>
+          <w:rStyle w:val="HTMLCode"/>
+          <w:rFonts w:eastAsiaTheme="minorEastAsia"/>
+          <w:sz w:val="22"/>
+          <w:szCs w:val="22"/>
+          <w:lang w:val="de-DE"/>
+        </w:rPr>
+        <w:t>_kunde</w:t>
+      </w:r>
+      <w:proofErr w:type="spellEnd"/>
+      <w:r>
+        <w:rPr>
+          <w:lang w:val="de-DE"/>
+        </w:rPr>
+        <w:t xml:space="preserve"> und </w:t>
+      </w:r>
+      <w:proofErr w:type="spellStart"/>
+      <w:r>
+        <w:rPr>
+          <w:rStyle w:val="HTMLCode"/>
+          <w:rFonts w:eastAsiaTheme="minorEastAsia"/>
+          <w:sz w:val="22"/>
+          <w:szCs w:val="22"/>
+          <w:lang w:val="de-DE"/>
+        </w:rPr>
+        <w:t>transform.norm_behandlung</w:t>
+      </w:r>
+      <w:proofErr w:type="spellEnd"/>
+      <w:r>
+        <w:rPr>
+          <w:lang w:val="de-DE"/>
+        </w:rPr>
+        <w:t xml:space="preserve"> zusammengeführ</w:t>
+      </w:r>
+      <w:r>
+        <w:rPr>
+          <w:lang w:val="de-DE"/>
+        </w:rPr>
+        <w:t>t.</w:t>
       </w:r>
     </w:p>
     <w:p>
@@ -1650,7 +1741,6 @@
           <w:rFonts w:ascii="Arial" w:hAnsi="Arial"/>
           <w:lang w:val="de-DE"/>
         </w:rPr>
-        <w:lastRenderedPageBreak/>
         <w:t>5. Fazit</w:t>
       </w:r>
     </w:p>
@@ -1824,7 +1914,6 @@
           <w:rFonts w:ascii="Arial" w:hAnsi="Arial"/>
           <w:lang w:val="de-DE"/>
         </w:rPr>
-        <w:lastRenderedPageBreak/>
         <w:t>Anhang: Ergebnisse des LLM-Judges (qwen2.5:7b)</w:t>
       </w:r>
     </w:p>
@@ -3445,6 +3534,155 @@
       </w:rPr>
     </w:lvl>
   </w:abstractNum>
+  <w:abstractNum w:abstractNumId="9" w15:restartNumberingAfterBreak="0">
+    <w:nsid w:val="1A7E16D9"/>
+    <w:multiLevelType w:val="multilevel"/>
+    <w:tmpl w:val="468AA94A"/>
+    <w:lvl w:ilvl="0">
+      <w:start w:val="1"/>
+      <w:numFmt w:val="bullet"/>
+      <w:lvlText w:val=""/>
+      <w:lvlJc w:val="left"/>
+      <w:pPr>
+        <w:tabs>
+          <w:tab w:val="num" w:pos="720"/>
+        </w:tabs>
+        <w:ind w:left="720" w:hanging="360"/>
+      </w:pPr>
+      <w:rPr>
+        <w:rFonts w:ascii="Symbol" w:hAnsi="Symbol" w:hint="default"/>
+        <w:sz w:val="20"/>
+      </w:rPr>
+    </w:lvl>
+    <w:lvl w:ilvl="1" w:tentative="1">
+      <w:start w:val="1"/>
+      <w:numFmt w:val="bullet"/>
+      <w:lvlText w:val="o"/>
+      <w:lvlJc w:val="left"/>
+      <w:pPr>
+        <w:tabs>
+          <w:tab w:val="num" w:pos="1440"/>
+        </w:tabs>
+        <w:ind w:left="1440" w:hanging="360"/>
+      </w:pPr>
+      <w:rPr>
+        <w:rFonts w:ascii="Courier New" w:hAnsi="Courier New" w:hint="default"/>
+        <w:sz w:val="20"/>
+      </w:rPr>
+    </w:lvl>
+    <w:lvl w:ilvl="2" w:tentative="1">
+      <w:start w:val="1"/>
+      <w:numFmt w:val="bullet"/>
+      <w:lvlText w:val=""/>
+      <w:lvlJc w:val="left"/>
+      <w:pPr>
+        <w:tabs>
+          <w:tab w:val="num" w:pos="2160"/>
+        </w:tabs>
+        <w:ind w:left="2160" w:hanging="360"/>
+      </w:pPr>
+      <w:rPr>
+        <w:rFonts w:ascii="Wingdings" w:hAnsi="Wingdings" w:hint="default"/>
+        <w:sz w:val="20"/>
+      </w:rPr>
+    </w:lvl>
+    <w:lvl w:ilvl="3" w:tentative="1">
+      <w:start w:val="1"/>
+      <w:numFmt w:val="bullet"/>
+      <w:lvlText w:val=""/>
+      <w:lvlJc w:val="left"/>
+      <w:pPr>
+        <w:tabs>
+          <w:tab w:val="num" w:pos="2880"/>
+        </w:tabs>
+        <w:ind w:left="2880" w:hanging="360"/>
+      </w:pPr>
+      <w:rPr>
+        <w:rFonts w:ascii="Wingdings" w:hAnsi="Wingdings" w:hint="default"/>
+        <w:sz w:val="20"/>
+      </w:rPr>
+    </w:lvl>
+    <w:lvl w:ilvl="4" w:tentative="1">
+      <w:start w:val="1"/>
+      <w:numFmt w:val="bullet"/>
+      <w:lvlText w:val=""/>
+      <w:lvlJc w:val="left"/>
+      <w:pPr>
+        <w:tabs>
+          <w:tab w:val="num" w:pos="3600"/>
+        </w:tabs>
+        <w:ind w:left="3600" w:hanging="360"/>
+      </w:pPr>
+      <w:rPr>
+        <w:rFonts w:ascii="Wingdings" w:hAnsi="Wingdings" w:hint="default"/>
+        <w:sz w:val="20"/>
+      </w:rPr>
+    </w:lvl>
+    <w:lvl w:ilvl="5" w:tentative="1">
+      <w:start w:val="1"/>
+      <w:numFmt w:val="bullet"/>
+      <w:lvlText w:val=""/>
+      <w:lvlJc w:val="left"/>
+      <w:pPr>
+        <w:tabs>
+          <w:tab w:val="num" w:pos="4320"/>
+        </w:tabs>
+        <w:ind w:left="4320" w:hanging="360"/>
+      </w:pPr>
+      <w:rPr>
+        <w:rFonts w:ascii="Wingdings" w:hAnsi="Wingdings" w:hint="default"/>
+        <w:sz w:val="20"/>
+      </w:rPr>
+    </w:lvl>
+    <w:lvl w:ilvl="6" w:tentative="1">
+      <w:start w:val="1"/>
+      <w:numFmt w:val="bullet"/>
+      <w:lvlText w:val=""/>
+      <w:lvlJc w:val="left"/>
+      <w:pPr>
+        <w:tabs>
+          <w:tab w:val="num" w:pos="5040"/>
+        </w:tabs>
+        <w:ind w:left="5040" w:hanging="360"/>
+      </w:pPr>
+      <w:rPr>
+        <w:rFonts w:ascii="Wingdings" w:hAnsi="Wingdings" w:hint="default"/>
+        <w:sz w:val="20"/>
+      </w:rPr>
+    </w:lvl>
+    <w:lvl w:ilvl="7" w:tentative="1">
+      <w:start w:val="1"/>
+      <w:numFmt w:val="bullet"/>
+      <w:lvlText w:val=""/>
+      <w:lvlJc w:val="left"/>
+      <w:pPr>
+        <w:tabs>
+          <w:tab w:val="num" w:pos="5760"/>
+        </w:tabs>
+        <w:ind w:left="5760" w:hanging="360"/>
+      </w:pPr>
+      <w:rPr>
+        <w:rFonts w:ascii="Wingdings" w:hAnsi="Wingdings" w:hint="default"/>
+        <w:sz w:val="20"/>
+      </w:rPr>
+    </w:lvl>
+    <w:lvl w:ilvl="8" w:tentative="1">
+      <w:start w:val="1"/>
+      <w:numFmt w:val="bullet"/>
+      <w:lvlText w:val=""/>
+      <w:lvlJc w:val="left"/>
+      <w:pPr>
+        <w:tabs>
+          <w:tab w:val="num" w:pos="6480"/>
+        </w:tabs>
+        <w:ind w:left="6480" w:hanging="360"/>
+      </w:pPr>
+      <w:rPr>
+        <w:rFonts w:ascii="Wingdings" w:hAnsi="Wingdings" w:hint="default"/>
+        <w:sz w:val="20"/>
+      </w:rPr>
+    </w:lvl>
+  </w:abstractNum>
   <w:num w:numId="1" w16cid:durableId="1667006174">
     <w:abstractNumId w:val="8"/>
   </w:num>
@@ -3471,6 +3709,9 @@
   </w:num>
   <w:num w:numId="9" w16cid:durableId="862716323">
     <w:abstractNumId w:val="0"/>
+  </w:num>
+  <w:num w:numId="10" w16cid:durableId="922450463">
+    <w:abstractNumId w:val="9"/>
   </w:num>
 </w:numbering>
 </file>
@@ -14861,6 +15102,36 @@
       </w:tcPr>
     </w:tblStylePr>
   </w:style>
+  <w:style w:type="paragraph" w:styleId="StandardWeb">
+    <w:name w:val="Normal (Web)"/>
+    <w:basedOn w:val="Standard"/>
+    <w:uiPriority w:val="99"/>
+    <w:unhideWhenUsed/>
+    <w:rsid w:val="00EA1274"/>
+    <w:pPr>
+      <w:spacing w:before="100" w:beforeAutospacing="1" w:after="100" w:afterAutospacing="1" w:line="240" w:lineRule="auto"/>
+      <w:jc w:val="left"/>
+    </w:pPr>
+    <w:rPr>
+      <w:rFonts w:ascii="Times New Roman" w:eastAsia="Times New Roman" w:hAnsi="Times New Roman" w:cs="Times New Roman"/>
+      <w:sz w:val="24"/>
+      <w:szCs w:val="24"/>
+      <w:lang w:val="de-DE" w:eastAsia="de-DE"/>
+    </w:rPr>
+  </w:style>
+  <w:style w:type="character" w:styleId="HTMLCode">
+    <w:name w:val="HTML Code"/>
+    <w:basedOn w:val="Absatz-Standardschriftart"/>
+    <w:uiPriority w:val="99"/>
+    <w:semiHidden/>
+    <w:unhideWhenUsed/>
+    <w:rsid w:val="00EA1274"/>
+    <w:rPr>
+      <w:rFonts w:ascii="Courier New" w:eastAsia="Times New Roman" w:hAnsi="Courier New" w:cs="Courier New"/>
+      <w:sz w:val="20"/>
+      <w:szCs w:val="20"/>
+    </w:rPr>
+  </w:style>
 </w:styles>
 </file>
 
